--- a/www/content/abdomen-pelvis/Vermiform appendix.docx
+++ b/www/content/abdomen-pelvis/Vermiform appendix.docx
@@ -11,9 +11,6 @@
       </w:r>
     </w:p>
     <w:p>
-      <w:pPr>
-        <w:pStyle w:val="Heading2"/>
-      </w:pPr>
       <w:r>
         <w:t>Narrow worm-like diverticulum attached to caecum</w:t>
       </w:r>
@@ -32,6 +29,7 @@
           <w:ilvl w:val="0"/>
           <w:numId w:val="1"/>
         </w:numPr>
+        <w:spacing w:line="240" w:lineRule="auto"/>
       </w:pPr>
       <w:r>
         <w:rPr>
@@ -47,6 +45,7 @@
           <w:ilvl w:val="1"/>
           <w:numId w:val="1"/>
         </w:numPr>
+        <w:spacing w:line="240" w:lineRule="auto"/>
       </w:pPr>
       <w:r>
         <w:rPr>
@@ -65,6 +64,7 @@
           <w:ilvl w:val="2"/>
           <w:numId w:val="1"/>
         </w:numPr>
+        <w:spacing w:line="240" w:lineRule="auto"/>
       </w:pPr>
       <w:r>
         <w:t>The base always arises from the cecum at the convergence of the taeniae</w:t>
@@ -76,6 +76,7 @@
           <w:ilvl w:val="1"/>
           <w:numId w:val="1"/>
         </w:numPr>
+        <w:spacing w:line="240" w:lineRule="auto"/>
       </w:pPr>
       <w:r>
         <w:rPr>
@@ -91,6 +92,7 @@
           <w:ilvl w:val="1"/>
           <w:numId w:val="1"/>
         </w:numPr>
+        <w:spacing w:line="240" w:lineRule="auto"/>
       </w:pPr>
       <w:r>
         <w:rPr>
@@ -105,31 +107,34 @@
     </w:p>
     <w:p>
       <w:pPr>
-        <w:pStyle w:val="Heading1"/>
+        <w:pStyle w:val="Heading2"/>
       </w:pPr>
       <w:r>
         <w:t>Surface anatomy</w:t>
       </w:r>
     </w:p>
     <w:p>
-      <w:pPr>
-        <w:pStyle w:val="Heading2"/>
-      </w:pPr>
+      <w:r>
+        <w:t>[CLINICAL]</w:t>
+      </w:r>
       <w:r>
         <w:t>McBurney’s point</w:t>
       </w:r>
     </w:p>
     <w:p>
       <w:r>
-        <w:t xml:space="preserve">Junction of medial 2/3rd and lateral 1/3rd of </w:t>
-      </w:r>
-      <w:proofErr w:type="spellStart"/>
-      <w:r>
-        <w:t>spino</w:t>
-      </w:r>
-      <w:proofErr w:type="spellEnd"/>
-      <w:r>
-        <w:t>-umbilical line</w:t>
+        <w:t>Junction of medial 2/3rd and lateral 1/3rd of spino-umbilical line</w:t>
+      </w:r>
+    </w:p>
+    <w:p>
+      <w:r>
+        <w:t>[HTML]</w:t>
+      </w:r>
+      <w:r>
+        <w:t xml:space="preserve"> location%20of%20appendix.html</w:t>
+      </w:r>
+      <w:r>
+        <w:t>[/HTML]</w:t>
       </w:r>
     </w:p>
     <w:p>
@@ -173,18 +178,18 @@
         <w:t>Other positions</w:t>
       </w:r>
       <w:r>
-        <w:t xml:space="preserve"> – paracolic, splenic, pre and post ileal, </w:t>
-      </w:r>
-      <w:proofErr w:type="spellStart"/>
-      <w:r>
-        <w:t>promonteric</w:t>
-      </w:r>
-      <w:proofErr w:type="spellEnd"/>
-      <w:r>
-        <w:t xml:space="preserve"> and pelvic</w:t>
-      </w:r>
-    </w:p>
-    <w:p>
+        <w:t xml:space="preserve"> – paracolic, splenic, pre and post ileal, promonteric and pelvic</w:t>
+      </w:r>
+    </w:p>
+    <w:p>
+      <w:r>
+        <w:t>[HTML] positionsofappendix.html[/HTML]</w:t>
+      </w:r>
+    </w:p>
+    <w:p>
+      <w:pPr>
+        <w:pStyle w:val="Heading2"/>
+      </w:pPr>
       <w:r>
         <w:t>Identification during surgery</w:t>
       </w:r>
@@ -204,20 +209,20 @@
         <w:t>tracing one of the taeniae coli down to the base of the appendix</w:t>
       </w:r>
       <w:r>
-        <w:t xml:space="preserve">. The base of appendix always </w:t>
-      </w:r>
-      <w:proofErr w:type="gramStart"/>
-      <w:r>
-        <w:t>arise</w:t>
-      </w:r>
-      <w:proofErr w:type="gramEnd"/>
-      <w:r>
-        <w:t xml:space="preserve"> from convergence of taenia coli.</w:t>
-      </w:r>
-    </w:p>
-    <w:p>
-      <w:pPr>
-        <w:pStyle w:val="Heading1"/>
+        <w:t>. The base of appendix always arise from convergence of taenia coli.</w:t>
+      </w:r>
+    </w:p>
+    <w:p>
+      <w:r>
+        <w:t>[YOUTUBE]</w:t>
+      </w:r>
+      <w:r>
+        <w:t xml:space="preserve"> https://youtu.be/IlME1x-6Lgo</w:t>
+      </w:r>
+    </w:p>
+    <w:p>
+      <w:pPr>
+        <w:pStyle w:val="Heading2"/>
       </w:pPr>
       <w:r>
         <w:t>Relations</w:t>
@@ -242,20 +247,12 @@
         </w:numPr>
       </w:pPr>
       <w:r>
-        <w:t xml:space="preserve">Anteriorly to abdominal wall, the greater </w:t>
-      </w:r>
-      <w:proofErr w:type="spellStart"/>
-      <w:r>
-        <w:t>omentum</w:t>
-      </w:r>
-      <w:proofErr w:type="spellEnd"/>
-      <w:r>
-        <w:t>, or coils of ileum</w:t>
-      </w:r>
-    </w:p>
-    <w:p>
-      <w:pPr>
-        <w:pStyle w:val="Heading1"/>
+        <w:t>Anteriorly to abdominal wall, the greater omentum, or coils of ileum</w:t>
+      </w:r>
+    </w:p>
+    <w:p>
+      <w:pPr>
+        <w:pStyle w:val="Heading2"/>
       </w:pPr>
       <w:r>
         <w:t>Appendicular orifice</w:t>
@@ -269,15 +266,7 @@
         </w:numPr>
       </w:pPr>
       <w:r>
-        <w:t xml:space="preserve">2 cm below the </w:t>
-      </w:r>
-      <w:proofErr w:type="spellStart"/>
-      <w:r>
-        <w:t>ileocaecal</w:t>
-      </w:r>
-      <w:proofErr w:type="spellEnd"/>
-      <w:r>
-        <w:t xml:space="preserve"> orifice</w:t>
+        <w:t>2 cm below the ileocaecal orifice</w:t>
       </w:r>
     </w:p>
     <w:p>
@@ -293,7 +282,7 @@
     </w:p>
     <w:p>
       <w:pPr>
-        <w:pStyle w:val="Heading1"/>
+        <w:pStyle w:val="Heading2"/>
       </w:pPr>
       <w:r>
         <w:lastRenderedPageBreak/>
@@ -306,47 +295,34 @@
           <w:b/>
           <w:bCs/>
         </w:rPr>
-        <w:t xml:space="preserve">Artery of </w:t>
-      </w:r>
-      <w:proofErr w:type="spellStart"/>
-      <w:r>
-        <w:rPr>
-          <w:b/>
-          <w:bCs/>
-        </w:rPr>
-        <w:t>Seshachalam</w:t>
-      </w:r>
-      <w:proofErr w:type="spellEnd"/>
-      <w:r>
-        <w:t xml:space="preserve"> – one of the named accessary appendicular </w:t>
-      </w:r>
-      <w:proofErr w:type="gramStart"/>
-      <w:r>
-        <w:t>artery</w:t>
-      </w:r>
-      <w:proofErr w:type="gramEnd"/>
-    </w:p>
-    <w:p/>
+        <w:t>Artery of Seshachalam</w:t>
+      </w:r>
+      <w:r>
+        <w:t xml:space="preserve"> – one of the named accessary appendicular artery</w:t>
+      </w:r>
+    </w:p>
+    <w:p>
+      <w:r>
+        <w:t>[SVG]</w:t>
+      </w:r>
+      <w:r>
+        <w:t>arterial%20supply%20appendix.svg</w:t>
+      </w:r>
+      <w:r>
+        <w:t>[/SVG]</w:t>
+      </w:r>
+    </w:p>
     <w:p>
       <w:r>
         <w:t>[TIP]</w:t>
       </w:r>
       <w:r>
-        <w:t xml:space="preserve">Artery of </w:t>
-      </w:r>
-      <w:proofErr w:type="spellStart"/>
-      <w:r>
-        <w:t>Seshachalam</w:t>
-      </w:r>
-      <w:proofErr w:type="spellEnd"/>
-      <w:r>
-        <w:t xml:space="preserve"> - only structure in the human body having Indian eponym</w:t>
-      </w:r>
-    </w:p>
-    <w:p/>
-    <w:p>
-      <w:pPr>
-        <w:pStyle w:val="Heading1"/>
+        <w:t>Artery of Seshachalam - only structure in the human body having Indian eponym</w:t>
+      </w:r>
+    </w:p>
+    <w:p>
+      <w:pPr>
+        <w:pStyle w:val="Heading2"/>
       </w:pPr>
       <w:r>
         <w:t>Lymphatic drainage</w:t>
@@ -354,21 +330,12 @@
     </w:p>
     <w:p>
       <w:r>
-        <w:t xml:space="preserve">Drain to </w:t>
-      </w:r>
-      <w:proofErr w:type="spellStart"/>
-      <w:r>
-        <w:t>ileocaecal</w:t>
-      </w:r>
-      <w:proofErr w:type="spellEnd"/>
-      <w:r>
-        <w:t xml:space="preserve"> lymph nodes and in turn to superior mesenteric groups of pre-aortic lymph nodes</w:t>
-      </w:r>
-    </w:p>
-    <w:p/>
-    <w:p>
-      <w:pPr>
-        <w:pStyle w:val="Heading1"/>
+        <w:t>Drain to ileocaecal lymph nodes and in turn to superior mesenteric groups of pre-aortic lymph nodes</w:t>
+      </w:r>
+    </w:p>
+    <w:p>
+      <w:pPr>
+        <w:pStyle w:val="Heading2"/>
       </w:pPr>
       <w:r>
         <w:t>Nerve supply</w:t>
@@ -393,15 +360,7 @@
         </w:numPr>
       </w:pPr>
       <w:r>
-        <w:t xml:space="preserve">Parasympathetic innervation originates from the </w:t>
-      </w:r>
-      <w:proofErr w:type="spellStart"/>
-      <w:r>
-        <w:t>vagus</w:t>
-      </w:r>
-      <w:proofErr w:type="spellEnd"/>
-      <w:r>
-        <w:t xml:space="preserve"> nerve.</w:t>
+        <w:t>Parasympathetic innervation originates from the vagus nerve.</w:t>
       </w:r>
     </w:p>
     <w:p>
@@ -417,7 +376,7 @@
     </w:p>
     <w:p>
       <w:pPr>
-        <w:pStyle w:val="Heading1"/>
+        <w:pStyle w:val="Heading2"/>
       </w:pPr>
       <w:r>
         <w:t>Pain of appendicitis</w:t>
@@ -433,7 +392,7 @@
     </w:p>
     <w:p>
       <w:pPr>
-        <w:pStyle w:val="Heading1"/>
+        <w:pStyle w:val="Heading2"/>
       </w:pPr>
       <w:r>
         <w:t>Applied anatomy</w:t>
@@ -491,19 +450,10 @@
           <w:b/>
           <w:bCs/>
         </w:rPr>
-        <w:lastRenderedPageBreak/>
         <w:t>Right obturator muscle test</w:t>
       </w:r>
       <w:r>
-        <w:t xml:space="preserve">: Flexion and lateral rotation of the right thigh </w:t>
-      </w:r>
-      <w:proofErr w:type="gramStart"/>
-      <w:r>
-        <w:t>produces</w:t>
-      </w:r>
-      <w:proofErr w:type="gramEnd"/>
-      <w:r>
-        <w:t xml:space="preserve"> increased pain in the RLQ and right pelvic area when the inflamed appendix is closely related to the obturator internus muscle</w:t>
+        <w:t>: Flexion and lateral rotation of the right thigh produces increased pain in the RLQ and right pelvic area when the inflamed appendix is closely related to the obturator internus muscle</w:t>
       </w:r>
     </w:p>
     <w:p>
@@ -565,18 +515,11 @@
           <w:b/>
           <w:bCs/>
         </w:rPr>
+        <w:lastRenderedPageBreak/>
         <w:t>Subhepatic appendix</w:t>
       </w:r>
       <w:r>
-        <w:t xml:space="preserve">: Due to </w:t>
-      </w:r>
-      <w:proofErr w:type="spellStart"/>
-      <w:r>
-        <w:t>cecal</w:t>
-      </w:r>
-      <w:proofErr w:type="spellEnd"/>
-      <w:r>
-        <w:t xml:space="preserve"> malrotation; presents gallbladder symptoms</w:t>
+        <w:t>: Due to cecal malrotation; presents gallbladder symptoms</w:t>
       </w:r>
     </w:p>
     <w:p>
@@ -613,6 +556,118 @@
       </w:r>
       <w:r>
         <w:t>: When present, pain is located at the LLQ</w:t>
+      </w:r>
+    </w:p>
+    <w:p>
+      <w:r>
+        <w:t>[HTML]</w:t>
+      </w:r>
+      <w:r>
+        <w:t xml:space="preserve"> appendix%20orifice.html</w:t>
+      </w:r>
+      <w:r>
+        <w:t>[/HTML]</w:t>
+      </w:r>
+    </w:p>
+    <w:p>
+      <w:r>
+        <w:t>___MCQ_START___</w:t>
+      </w:r>
+    </w:p>
+    <w:p>
+      <w:r>
+        <w:t xml:space="preserve">Q1. </w:t>
+      </w:r>
+      <w:r>
+        <w:t>The base of the vermiform appendix is anatomically identified by:</w:t>
+      </w:r>
+    </w:p>
+    <w:p>
+      <w:r>
+        <w:t>A. Junction of ileum and caecum</w:t>
+      </w:r>
+      <w:r>
+        <w:br/>
+        <w:t>B. Presence of valve of Gerlach</w:t>
+      </w:r>
+      <w:r>
+        <w:br/>
+        <w:t>C. Convergence of the taeniae coli</w:t>
+      </w:r>
+      <w:r>
+        <w:t>[CORRECT]</w:t>
+      </w:r>
+      <w:r>
+        <w:br/>
+        <w:t>D. Location 2 cm below the ileocaecal valve</w:t>
+      </w:r>
+    </w:p>
+    <w:p>
+      <w:r>
+        <w:t>___</w:t>
+      </w:r>
+    </w:p>
+    <w:p>
+      <w:r>
+        <w:t xml:space="preserve">Q2. </w:t>
+      </w:r>
+      <w:r>
+        <w:t>McBurney’s point corresponds to:</w:t>
+      </w:r>
+    </w:p>
+    <w:p>
+      <w:r>
+        <w:t>A. Midpoint of the inguinal ligament</w:t>
+      </w:r>
+      <w:r>
+        <w:br/>
+        <w:t>B. Junction of medial 1/3 and lateral 2/3 of spino-umbilical line</w:t>
+      </w:r>
+      <w:r>
+        <w:br/>
+        <w:t>C. Junction of medial 2/3 and lateral 1/3 of spino-umbilical line</w:t>
+      </w:r>
+      <w:r>
+        <w:br/>
+        <w:t>D. 2 cm below the umbilicus</w:t>
+      </w:r>
+    </w:p>
+    <w:p>
+      <w:r>
+        <w:t>___</w:t>
+      </w:r>
+    </w:p>
+    <w:p>
+      <w:r>
+        <w:t xml:space="preserve">Q3. </w:t>
+      </w:r>
+      <w:r>
+        <w:t>The most common position of the vermiform appendix is:</w:t>
+      </w:r>
+    </w:p>
+    <w:p>
+      <w:r>
+        <w:t>A. Pelvic</w:t>
+      </w:r>
+      <w:r>
+        <w:br/>
+        <w:t>B. Pre-ileal</w:t>
+      </w:r>
+      <w:r>
+        <w:br/>
+        <w:t>C. Paracolic</w:t>
+      </w:r>
+      <w:r>
+        <w:br/>
+        <w:t>D. Retrocaecal (retrocolic)</w:t>
+      </w:r>
+      <w:r>
+        <w:t>[CORRECT]</w:t>
+      </w:r>
+    </w:p>
+    <w:p>
+      <w:r>
+        <w:t>___MCQ_END___</w:t>
       </w:r>
     </w:p>
     <w:p/>
@@ -2145,6 +2200,7 @@
   <w:style w:type="character" w:default="1" w:styleId="DefaultParagraphFont">
     <w:name w:val="Default Paragraph Font"/>
     <w:uiPriority w:val="1"/>
+    <w:semiHidden/>
     <w:unhideWhenUsed/>
   </w:style>
   <w:style w:type="table" w:default="1" w:styleId="TableNormal">

--- a/www/content/abdomen-pelvis/Vermiform appendix.docx
+++ b/www/content/abdomen-pelvis/Vermiform appendix.docx
@@ -306,10 +306,13 @@
         <w:t>[SVG]</w:t>
       </w:r>
       <w:r>
-        <w:t>arterial%20supply%20appendix.svg</w:t>
-      </w:r>
-      <w:r>
-        <w:t>[/SVG]</w:t>
+        <w:t xml:space="preserve"> </w:t>
+      </w:r>
+      <w:r>
+        <w:t>arterial supply appendix</w:t>
+      </w:r>
+      <w:r>
+        <w:t>.svg</w:t>
       </w:r>
     </w:p>
     <w:p>
